--- a/xray搭建代理服务器的教程.docx
+++ b/xray搭建代理服务器的教程.docx
@@ -1132,7 +1132,7 @@
           <w:bCs w:val="0"/>
           <w:lang w:val="en-US" w:eastAsia="zh-CN"/>
         </w:rPr>
-        <w:t>[root@ecs-17e0 ~]# cat v2ray.sh</w:t>
+        <w:t xml:space="preserve">[root@ecs-56c2 ~]# cat v2ray.sh </w:t>
       </w:r>
     </w:p>
     <w:p>
@@ -3193,6 +3193,826 @@
           <w:lang w:val="en-US" w:eastAsia="zh-CN"/>
         </w:rPr>
       </w:pPr>
+      <w:r>
+        <w:rPr>
+          <w:rFonts w:hint="default"/>
+          <w:b w:val="0"/>
+          <w:bCs w:val="0"/>
+          <w:lang w:val="en-US" w:eastAsia="zh-CN"/>
+        </w:rPr>
+        <w:t xml:space="preserve">        # =================================================================</w:t>
+      </w:r>
+    </w:p>
+    <w:p>
+      <w:pPr>
+        <w:rPr>
+          <w:rFonts w:hint="default"/>
+          <w:b w:val="0"/>
+          <w:bCs w:val="0"/>
+          <w:lang w:val="en-US" w:eastAsia="zh-CN"/>
+        </w:rPr>
+      </w:pPr>
+      <w:r>
+        <w:rPr>
+          <w:rFonts w:hint="default"/>
+          <w:b w:val="0"/>
+          <w:bCs w:val="0"/>
+          <w:lang w:val="en-US" w:eastAsia="zh-CN"/>
+        </w:rPr>
+        <w:t xml:space="preserve">        # 【新增功能】：创建开机自动更新 Clash 订阅文件中 IP 地址的服务</w:t>
+      </w:r>
+    </w:p>
+    <w:p>
+      <w:pPr>
+        <w:rPr>
+          <w:rFonts w:hint="default"/>
+          <w:b w:val="0"/>
+          <w:bCs w:val="0"/>
+          <w:lang w:val="en-US" w:eastAsia="zh-CN"/>
+        </w:rPr>
+      </w:pPr>
+      <w:r>
+        <w:rPr>
+          <w:rFonts w:hint="default"/>
+          <w:b w:val="0"/>
+          <w:bCs w:val="0"/>
+          <w:lang w:val="en-US" w:eastAsia="zh-CN"/>
+        </w:rPr>
+        <w:t xml:space="preserve">        # =================================================================</w:t>
+      </w:r>
+    </w:p>
+    <w:p>
+      <w:pPr>
+        <w:rPr>
+          <w:rFonts w:hint="default"/>
+          <w:b w:val="0"/>
+          <w:bCs w:val="0"/>
+          <w:lang w:val="en-US" w:eastAsia="zh-CN"/>
+        </w:rPr>
+      </w:pPr>
+      <w:r>
+        <w:rPr>
+          <w:rFonts w:hint="default"/>
+          <w:b w:val="0"/>
+          <w:bCs w:val="0"/>
+          <w:lang w:val="en-US" w:eastAsia="zh-CN"/>
+        </w:rPr>
+        <w:t xml:space="preserve">        echo "正在配置开机自动更新公网 IP 的服务..."</w:t>
+      </w:r>
+    </w:p>
+    <w:p>
+      <w:pPr>
+        <w:rPr>
+          <w:rFonts w:hint="default"/>
+          <w:b w:val="0"/>
+          <w:bCs w:val="0"/>
+          <w:lang w:val="en-US" w:eastAsia="zh-CN"/>
+        </w:rPr>
+      </w:pPr>
+      <w:r>
+        <w:rPr>
+          <w:rFonts w:hint="default"/>
+          <w:b w:val="0"/>
+          <w:bCs w:val="0"/>
+          <w:lang w:val="en-US" w:eastAsia="zh-CN"/>
+        </w:rPr>
+        <w:t xml:space="preserve">        </w:t>
+      </w:r>
+    </w:p>
+    <w:p>
+      <w:pPr>
+        <w:rPr>
+          <w:rFonts w:hint="default"/>
+          <w:b w:val="0"/>
+          <w:bCs w:val="0"/>
+          <w:lang w:val="en-US" w:eastAsia="zh-CN"/>
+        </w:rPr>
+      </w:pPr>
+      <w:r>
+        <w:rPr>
+          <w:rFonts w:hint="default"/>
+          <w:b w:val="0"/>
+          <w:bCs w:val="0"/>
+          <w:lang w:val="en-US" w:eastAsia="zh-CN"/>
+        </w:rPr>
+        <w:t xml:space="preserve">        # 1. 创建更新 IP 的脚本文件</w:t>
+      </w:r>
+    </w:p>
+    <w:p>
+      <w:pPr>
+        <w:rPr>
+          <w:rFonts w:hint="default"/>
+          <w:b w:val="0"/>
+          <w:bCs w:val="0"/>
+          <w:lang w:val="en-US" w:eastAsia="zh-CN"/>
+        </w:rPr>
+      </w:pPr>
+      <w:r>
+        <w:rPr>
+          <w:rFonts w:hint="default"/>
+          <w:b w:val="0"/>
+          <w:bCs w:val="0"/>
+          <w:lang w:val="en-US" w:eastAsia="zh-CN"/>
+        </w:rPr>
+        <w:t xml:space="preserve">        cat &gt; /usr/local/bin/update-clash-ip.sh &lt;&lt; 'EOF'</w:t>
+      </w:r>
+    </w:p>
+    <w:p>
+      <w:pPr>
+        <w:rPr>
+          <w:rFonts w:hint="default"/>
+          <w:b w:val="0"/>
+          <w:bCs w:val="0"/>
+          <w:lang w:val="en-US" w:eastAsia="zh-CN"/>
+        </w:rPr>
+      </w:pPr>
+      <w:r>
+        <w:rPr>
+          <w:rFonts w:hint="default"/>
+          <w:b w:val="0"/>
+          <w:bCs w:val="0"/>
+          <w:lang w:val="en-US" w:eastAsia="zh-CN"/>
+        </w:rPr>
+        <w:t>#!/bin/bash</w:t>
+      </w:r>
+    </w:p>
+    <w:p>
+      <w:pPr>
+        <w:rPr>
+          <w:rFonts w:hint="default"/>
+          <w:b w:val="0"/>
+          <w:bCs w:val="0"/>
+          <w:lang w:val="en-US" w:eastAsia="zh-CN"/>
+        </w:rPr>
+      </w:pPr>
+      <w:r>
+        <w:rPr>
+          <w:rFonts w:hint="default"/>
+          <w:b w:val="0"/>
+          <w:bCs w:val="0"/>
+          <w:lang w:val="en-US" w:eastAsia="zh-CN"/>
+        </w:rPr>
+        <w:t>NEW_IP=""</w:t>
+      </w:r>
+    </w:p>
+    <w:p>
+      <w:pPr>
+        <w:rPr>
+          <w:rFonts w:hint="default"/>
+          <w:b w:val="0"/>
+          <w:bCs w:val="0"/>
+          <w:lang w:val="en-US" w:eastAsia="zh-CN"/>
+        </w:rPr>
+      </w:pPr>
+      <w:r>
+        <w:rPr>
+          <w:rFonts w:hint="default"/>
+          <w:b w:val="0"/>
+          <w:bCs w:val="0"/>
+          <w:lang w:val="en-US" w:eastAsia="zh-CN"/>
+        </w:rPr>
+        <w:t># 循环尝试获取公网 IP，最多重试 30 次（防止开机网络未就绪）</w:t>
+      </w:r>
+    </w:p>
+    <w:p>
+      <w:pPr>
+        <w:rPr>
+          <w:rFonts w:hint="default"/>
+          <w:b w:val="0"/>
+          <w:bCs w:val="0"/>
+          <w:lang w:val="en-US" w:eastAsia="zh-CN"/>
+        </w:rPr>
+      </w:pPr>
+      <w:r>
+        <w:rPr>
+          <w:rFonts w:hint="default"/>
+          <w:b w:val="0"/>
+          <w:bCs w:val="0"/>
+          <w:lang w:val="en-US" w:eastAsia="zh-CN"/>
+        </w:rPr>
+        <w:t>for i in {1..30}; do</w:t>
+      </w:r>
+    </w:p>
+    <w:p>
+      <w:pPr>
+        <w:rPr>
+          <w:rFonts w:hint="default"/>
+          <w:b w:val="0"/>
+          <w:bCs w:val="0"/>
+          <w:lang w:val="en-US" w:eastAsia="zh-CN"/>
+        </w:rPr>
+      </w:pPr>
+      <w:r>
+        <w:rPr>
+          <w:rFonts w:hint="default"/>
+          <w:b w:val="0"/>
+          <w:bCs w:val="0"/>
+          <w:lang w:val="en-US" w:eastAsia="zh-CN"/>
+        </w:rPr>
+        <w:t xml:space="preserve">    NEW_IP=$(curl -s --connect-timeout 5 https://api.ipify.org || curl -s --connect-timeout 5 https://ifconfig.me)</w:t>
+      </w:r>
+    </w:p>
+    <w:p>
+      <w:pPr>
+        <w:rPr>
+          <w:rFonts w:hint="default"/>
+          <w:b w:val="0"/>
+          <w:bCs w:val="0"/>
+          <w:lang w:val="en-US" w:eastAsia="zh-CN"/>
+        </w:rPr>
+      </w:pPr>
+      <w:r>
+        <w:rPr>
+          <w:rFonts w:hint="default"/>
+          <w:b w:val="0"/>
+          <w:bCs w:val="0"/>
+          <w:lang w:val="en-US" w:eastAsia="zh-CN"/>
+        </w:rPr>
+        <w:t xml:space="preserve">    if [ -n "$NEW_IP" ]; then</w:t>
+      </w:r>
+    </w:p>
+    <w:p>
+      <w:pPr>
+        <w:rPr>
+          <w:rFonts w:hint="default"/>
+          <w:b w:val="0"/>
+          <w:bCs w:val="0"/>
+          <w:lang w:val="en-US" w:eastAsia="zh-CN"/>
+        </w:rPr>
+      </w:pPr>
+      <w:r>
+        <w:rPr>
+          <w:rFonts w:hint="default"/>
+          <w:b w:val="0"/>
+          <w:bCs w:val="0"/>
+          <w:lang w:val="en-US" w:eastAsia="zh-CN"/>
+        </w:rPr>
+        <w:t xml:space="preserve">        break</w:t>
+      </w:r>
+    </w:p>
+    <w:p>
+      <w:pPr>
+        <w:rPr>
+          <w:rFonts w:hint="default"/>
+          <w:b w:val="0"/>
+          <w:bCs w:val="0"/>
+          <w:lang w:val="en-US" w:eastAsia="zh-CN"/>
+        </w:rPr>
+      </w:pPr>
+      <w:r>
+        <w:rPr>
+          <w:rFonts w:hint="default"/>
+          <w:b w:val="0"/>
+          <w:bCs w:val="0"/>
+          <w:lang w:val="en-US" w:eastAsia="zh-CN"/>
+        </w:rPr>
+        <w:t xml:space="preserve">    fi</w:t>
+      </w:r>
+    </w:p>
+    <w:p>
+      <w:pPr>
+        <w:rPr>
+          <w:rFonts w:hint="default"/>
+          <w:b w:val="0"/>
+          <w:bCs w:val="0"/>
+          <w:lang w:val="en-US" w:eastAsia="zh-CN"/>
+        </w:rPr>
+      </w:pPr>
+      <w:r>
+        <w:rPr>
+          <w:rFonts w:hint="default"/>
+          <w:b w:val="0"/>
+          <w:bCs w:val="0"/>
+          <w:lang w:val="en-US" w:eastAsia="zh-CN"/>
+        </w:rPr>
+        <w:t xml:space="preserve">    sleep 2</w:t>
+      </w:r>
+    </w:p>
+    <w:p>
+      <w:pPr>
+        <w:rPr>
+          <w:rFonts w:hint="default"/>
+          <w:b w:val="0"/>
+          <w:bCs w:val="0"/>
+          <w:lang w:val="en-US" w:eastAsia="zh-CN"/>
+        </w:rPr>
+      </w:pPr>
+      <w:r>
+        <w:rPr>
+          <w:rFonts w:hint="default"/>
+          <w:b w:val="0"/>
+          <w:bCs w:val="0"/>
+          <w:lang w:val="en-US" w:eastAsia="zh-CN"/>
+        </w:rPr>
+        <w:t>done</w:t>
+      </w:r>
+    </w:p>
+    <w:p>
+      <w:pPr>
+        <w:rPr>
+          <w:rFonts w:hint="default"/>
+          <w:b w:val="0"/>
+          <w:bCs w:val="0"/>
+          <w:lang w:val="en-US" w:eastAsia="zh-CN"/>
+        </w:rPr>
+      </w:pPr>
+    </w:p>
+    <w:p>
+      <w:pPr>
+        <w:rPr>
+          <w:rFonts w:hint="default"/>
+          <w:b w:val="0"/>
+          <w:bCs w:val="0"/>
+          <w:lang w:val="en-US" w:eastAsia="zh-CN"/>
+        </w:rPr>
+      </w:pPr>
+      <w:r>
+        <w:rPr>
+          <w:rFonts w:hint="default"/>
+          <w:b w:val="0"/>
+          <w:bCs w:val="0"/>
+          <w:lang w:val="en-US" w:eastAsia="zh-CN"/>
+        </w:rPr>
+        <w:t># 如果成功获取到了新 IP 且 clash.yaml 文件存在，则自动替换其中的 server IP</w:t>
+      </w:r>
+    </w:p>
+    <w:p>
+      <w:pPr>
+        <w:rPr>
+          <w:rFonts w:hint="default"/>
+          <w:b w:val="0"/>
+          <w:bCs w:val="0"/>
+          <w:lang w:val="en-US" w:eastAsia="zh-CN"/>
+        </w:rPr>
+      </w:pPr>
+      <w:r>
+        <w:rPr>
+          <w:rFonts w:hint="default"/>
+          <w:b w:val="0"/>
+          <w:bCs w:val="0"/>
+          <w:lang w:val="en-US" w:eastAsia="zh-CN"/>
+        </w:rPr>
+        <w:t>if [ -n "$NEW_IP" ] &amp;&amp; [ -f "/var/www/html/clash.yaml" ]; then</w:t>
+      </w:r>
+    </w:p>
+    <w:p>
+      <w:pPr>
+        <w:rPr>
+          <w:rFonts w:hint="default"/>
+          <w:b w:val="0"/>
+          <w:bCs w:val="0"/>
+          <w:lang w:val="en-US" w:eastAsia="zh-CN"/>
+        </w:rPr>
+      </w:pPr>
+      <w:r>
+        <w:rPr>
+          <w:rFonts w:hint="default"/>
+          <w:b w:val="0"/>
+          <w:bCs w:val="0"/>
+          <w:lang w:val="en-US" w:eastAsia="zh-CN"/>
+        </w:rPr>
+        <w:t xml:space="preserve">    sed -i -E "s/(server:[[:space:]]*[\"']).*([\"'])/\1${NEW_IP}\2/g; t; s/(server:[[:space:]]*)[^\"'].*/\1${NEW_IP}/g" /var/www/html/clash.yaml</w:t>
+      </w:r>
+    </w:p>
+    <w:p>
+      <w:pPr>
+        <w:rPr>
+          <w:rFonts w:hint="default"/>
+          <w:b w:val="0"/>
+          <w:bCs w:val="0"/>
+          <w:lang w:val="en-US" w:eastAsia="zh-CN"/>
+        </w:rPr>
+      </w:pPr>
+      <w:r>
+        <w:rPr>
+          <w:rFonts w:hint="default"/>
+          <w:b w:val="0"/>
+          <w:bCs w:val="0"/>
+          <w:lang w:val="en-US" w:eastAsia="zh-CN"/>
+        </w:rPr>
+        <w:t>fi</w:t>
+      </w:r>
+    </w:p>
+    <w:p>
+      <w:pPr>
+        <w:rPr>
+          <w:rFonts w:hint="default"/>
+          <w:b w:val="0"/>
+          <w:bCs w:val="0"/>
+          <w:lang w:val="en-US" w:eastAsia="zh-CN"/>
+        </w:rPr>
+      </w:pPr>
+      <w:r>
+        <w:rPr>
+          <w:rFonts w:hint="default"/>
+          <w:b w:val="0"/>
+          <w:bCs w:val="0"/>
+          <w:lang w:val="en-US" w:eastAsia="zh-CN"/>
+        </w:rPr>
+        <w:t>EOF</w:t>
+      </w:r>
+    </w:p>
+    <w:p>
+      <w:pPr>
+        <w:rPr>
+          <w:rFonts w:hint="default"/>
+          <w:b w:val="0"/>
+          <w:bCs w:val="0"/>
+          <w:lang w:val="en-US" w:eastAsia="zh-CN"/>
+        </w:rPr>
+      </w:pPr>
+    </w:p>
+    <w:p>
+      <w:pPr>
+        <w:rPr>
+          <w:rFonts w:hint="default"/>
+          <w:b w:val="0"/>
+          <w:bCs w:val="0"/>
+          <w:lang w:val="en-US" w:eastAsia="zh-CN"/>
+        </w:rPr>
+      </w:pPr>
+      <w:r>
+        <w:rPr>
+          <w:rFonts w:hint="default"/>
+          <w:b w:val="0"/>
+          <w:bCs w:val="0"/>
+          <w:lang w:val="en-US" w:eastAsia="zh-CN"/>
+        </w:rPr>
+        <w:t xml:space="preserve">        # 赋予脚本执行权限</w:t>
+      </w:r>
+    </w:p>
+    <w:p>
+      <w:pPr>
+        <w:rPr>
+          <w:rFonts w:hint="default"/>
+          <w:b w:val="0"/>
+          <w:bCs w:val="0"/>
+          <w:lang w:val="en-US" w:eastAsia="zh-CN"/>
+        </w:rPr>
+      </w:pPr>
+      <w:r>
+        <w:rPr>
+          <w:rFonts w:hint="default"/>
+          <w:b w:val="0"/>
+          <w:bCs w:val="0"/>
+          <w:lang w:val="en-US" w:eastAsia="zh-CN"/>
+        </w:rPr>
+        <w:t xml:space="preserve">        chmod +x /usr/local/bin/update-clash-ip.sh</w:t>
+      </w:r>
+    </w:p>
+    <w:p>
+      <w:pPr>
+        <w:rPr>
+          <w:rFonts w:hint="default"/>
+          <w:b w:val="0"/>
+          <w:bCs w:val="0"/>
+          <w:lang w:val="en-US" w:eastAsia="zh-CN"/>
+        </w:rPr>
+      </w:pPr>
+    </w:p>
+    <w:p>
+      <w:pPr>
+        <w:rPr>
+          <w:rFonts w:hint="default"/>
+          <w:b w:val="0"/>
+          <w:bCs w:val="0"/>
+          <w:lang w:val="en-US" w:eastAsia="zh-CN"/>
+        </w:rPr>
+      </w:pPr>
+      <w:r>
+        <w:rPr>
+          <w:rFonts w:hint="default"/>
+          <w:b w:val="0"/>
+          <w:bCs w:val="0"/>
+          <w:lang w:val="en-US" w:eastAsia="zh-CN"/>
+        </w:rPr>
+        <w:t xml:space="preserve">        # 2. 创建 systemd 服务文件</w:t>
+      </w:r>
+    </w:p>
+    <w:p>
+      <w:pPr>
+        <w:rPr>
+          <w:rFonts w:hint="default"/>
+          <w:b w:val="0"/>
+          <w:bCs w:val="0"/>
+          <w:lang w:val="en-US" w:eastAsia="zh-CN"/>
+        </w:rPr>
+      </w:pPr>
+      <w:r>
+        <w:rPr>
+          <w:rFonts w:hint="default"/>
+          <w:b w:val="0"/>
+          <w:bCs w:val="0"/>
+          <w:lang w:val="en-US" w:eastAsia="zh-CN"/>
+        </w:rPr>
+        <w:t xml:space="preserve">        cat &gt; /etc/systemd/system/update-clash-ip.service &lt;&lt; 'EOF'</w:t>
+      </w:r>
+    </w:p>
+    <w:p>
+      <w:pPr>
+        <w:rPr>
+          <w:rFonts w:hint="default"/>
+          <w:b w:val="0"/>
+          <w:bCs w:val="0"/>
+          <w:lang w:val="en-US" w:eastAsia="zh-CN"/>
+        </w:rPr>
+      </w:pPr>
+      <w:r>
+        <w:rPr>
+          <w:rFonts w:hint="default"/>
+          <w:b w:val="0"/>
+          <w:bCs w:val="0"/>
+          <w:lang w:val="en-US" w:eastAsia="zh-CN"/>
+        </w:rPr>
+        <w:t>[Unit]</w:t>
+      </w:r>
+    </w:p>
+    <w:p>
+      <w:pPr>
+        <w:rPr>
+          <w:rFonts w:hint="default"/>
+          <w:b w:val="0"/>
+          <w:bCs w:val="0"/>
+          <w:lang w:val="en-US" w:eastAsia="zh-CN"/>
+        </w:rPr>
+      </w:pPr>
+      <w:r>
+        <w:rPr>
+          <w:rFonts w:hint="default"/>
+          <w:b w:val="0"/>
+          <w:bCs w:val="0"/>
+          <w:lang w:val="en-US" w:eastAsia="zh-CN"/>
+        </w:rPr>
+        <w:t>Description=Auto Update Clash IP on Boot</w:t>
+      </w:r>
+    </w:p>
+    <w:p>
+      <w:pPr>
+        <w:rPr>
+          <w:rFonts w:hint="default"/>
+          <w:b w:val="0"/>
+          <w:bCs w:val="0"/>
+          <w:lang w:val="en-US" w:eastAsia="zh-CN"/>
+        </w:rPr>
+      </w:pPr>
+      <w:r>
+        <w:rPr>
+          <w:rFonts w:hint="default"/>
+          <w:b w:val="0"/>
+          <w:bCs w:val="0"/>
+          <w:lang w:val="en-US" w:eastAsia="zh-CN"/>
+        </w:rPr>
+        <w:t>After=network-online.target</w:t>
+      </w:r>
+    </w:p>
+    <w:p>
+      <w:pPr>
+        <w:rPr>
+          <w:rFonts w:hint="default"/>
+          <w:b w:val="0"/>
+          <w:bCs w:val="0"/>
+          <w:lang w:val="en-US" w:eastAsia="zh-CN"/>
+        </w:rPr>
+      </w:pPr>
+      <w:r>
+        <w:rPr>
+          <w:rFonts w:hint="default"/>
+          <w:b w:val="0"/>
+          <w:bCs w:val="0"/>
+          <w:lang w:val="en-US" w:eastAsia="zh-CN"/>
+        </w:rPr>
+        <w:t>Wants=network-online.target</w:t>
+      </w:r>
+    </w:p>
+    <w:p>
+      <w:pPr>
+        <w:rPr>
+          <w:rFonts w:hint="default"/>
+          <w:b w:val="0"/>
+          <w:bCs w:val="0"/>
+          <w:lang w:val="en-US" w:eastAsia="zh-CN"/>
+        </w:rPr>
+      </w:pPr>
+    </w:p>
+    <w:p>
+      <w:pPr>
+        <w:rPr>
+          <w:rFonts w:hint="default"/>
+          <w:b w:val="0"/>
+          <w:bCs w:val="0"/>
+          <w:lang w:val="en-US" w:eastAsia="zh-CN"/>
+        </w:rPr>
+      </w:pPr>
+      <w:r>
+        <w:rPr>
+          <w:rFonts w:hint="default"/>
+          <w:b w:val="0"/>
+          <w:bCs w:val="0"/>
+          <w:lang w:val="en-US" w:eastAsia="zh-CN"/>
+        </w:rPr>
+        <w:t>[Service]</w:t>
+      </w:r>
+    </w:p>
+    <w:p>
+      <w:pPr>
+        <w:rPr>
+          <w:rFonts w:hint="default"/>
+          <w:b w:val="0"/>
+          <w:bCs w:val="0"/>
+          <w:lang w:val="en-US" w:eastAsia="zh-CN"/>
+        </w:rPr>
+      </w:pPr>
+      <w:r>
+        <w:rPr>
+          <w:rFonts w:hint="default"/>
+          <w:b w:val="0"/>
+          <w:bCs w:val="0"/>
+          <w:lang w:val="en-US" w:eastAsia="zh-CN"/>
+        </w:rPr>
+        <w:t>Type=oneshot</w:t>
+      </w:r>
+    </w:p>
+    <w:p>
+      <w:pPr>
+        <w:rPr>
+          <w:rFonts w:hint="default"/>
+          <w:b w:val="0"/>
+          <w:bCs w:val="0"/>
+          <w:lang w:val="en-US" w:eastAsia="zh-CN"/>
+        </w:rPr>
+      </w:pPr>
+      <w:r>
+        <w:rPr>
+          <w:rFonts w:hint="default"/>
+          <w:b w:val="0"/>
+          <w:bCs w:val="0"/>
+          <w:lang w:val="en-US" w:eastAsia="zh-CN"/>
+        </w:rPr>
+        <w:t>ExecStart=/usr/local/bin/update-clash-ip.sh</w:t>
+      </w:r>
+    </w:p>
+    <w:p>
+      <w:pPr>
+        <w:rPr>
+          <w:rFonts w:hint="default"/>
+          <w:b w:val="0"/>
+          <w:bCs w:val="0"/>
+          <w:lang w:val="en-US" w:eastAsia="zh-CN"/>
+        </w:rPr>
+      </w:pPr>
+    </w:p>
+    <w:p>
+      <w:pPr>
+        <w:rPr>
+          <w:rFonts w:hint="default"/>
+          <w:b w:val="0"/>
+          <w:bCs w:val="0"/>
+          <w:lang w:val="en-US" w:eastAsia="zh-CN"/>
+        </w:rPr>
+      </w:pPr>
+      <w:r>
+        <w:rPr>
+          <w:rFonts w:hint="default"/>
+          <w:b w:val="0"/>
+          <w:bCs w:val="0"/>
+          <w:lang w:val="en-US" w:eastAsia="zh-CN"/>
+        </w:rPr>
+        <w:t>[Install]</w:t>
+      </w:r>
+    </w:p>
+    <w:p>
+      <w:pPr>
+        <w:rPr>
+          <w:rFonts w:hint="default"/>
+          <w:b w:val="0"/>
+          <w:bCs w:val="0"/>
+          <w:lang w:val="en-US" w:eastAsia="zh-CN"/>
+        </w:rPr>
+      </w:pPr>
+      <w:r>
+        <w:rPr>
+          <w:rFonts w:hint="default"/>
+          <w:b w:val="0"/>
+          <w:bCs w:val="0"/>
+          <w:lang w:val="en-US" w:eastAsia="zh-CN"/>
+        </w:rPr>
+        <w:t>WantedBy=multi-user.target</w:t>
+      </w:r>
+    </w:p>
+    <w:p>
+      <w:pPr>
+        <w:rPr>
+          <w:rFonts w:hint="default"/>
+          <w:b w:val="0"/>
+          <w:bCs w:val="0"/>
+          <w:lang w:val="en-US" w:eastAsia="zh-CN"/>
+        </w:rPr>
+      </w:pPr>
+      <w:r>
+        <w:rPr>
+          <w:rFonts w:hint="default"/>
+          <w:b w:val="0"/>
+          <w:bCs w:val="0"/>
+          <w:lang w:val="en-US" w:eastAsia="zh-CN"/>
+        </w:rPr>
+        <w:t>EOF</w:t>
+      </w:r>
+    </w:p>
+    <w:p>
+      <w:pPr>
+        <w:rPr>
+          <w:rFonts w:hint="default"/>
+          <w:b w:val="0"/>
+          <w:bCs w:val="0"/>
+          <w:lang w:val="en-US" w:eastAsia="zh-CN"/>
+        </w:rPr>
+      </w:pPr>
+    </w:p>
+    <w:p>
+      <w:pPr>
+        <w:rPr>
+          <w:rFonts w:hint="default"/>
+          <w:b w:val="0"/>
+          <w:bCs w:val="0"/>
+          <w:lang w:val="en-US" w:eastAsia="zh-CN"/>
+        </w:rPr>
+      </w:pPr>
+      <w:r>
+        <w:rPr>
+          <w:rFonts w:hint="default"/>
+          <w:b w:val="0"/>
+          <w:bCs w:val="0"/>
+          <w:lang w:val="en-US" w:eastAsia="zh-CN"/>
+        </w:rPr>
+        <w:t xml:space="preserve">        # 3. 启用并加载开机自启服务</w:t>
+      </w:r>
+    </w:p>
+    <w:p>
+      <w:pPr>
+        <w:rPr>
+          <w:rFonts w:hint="default"/>
+          <w:b w:val="0"/>
+          <w:bCs w:val="0"/>
+          <w:lang w:val="en-US" w:eastAsia="zh-CN"/>
+        </w:rPr>
+      </w:pPr>
+      <w:r>
+        <w:rPr>
+          <w:rFonts w:hint="default"/>
+          <w:b w:val="0"/>
+          <w:bCs w:val="0"/>
+          <w:lang w:val="en-US" w:eastAsia="zh-CN"/>
+        </w:rPr>
+        <w:t xml:space="preserve">        systemctl daemon-reload</w:t>
+      </w:r>
+    </w:p>
+    <w:p>
+      <w:pPr>
+        <w:rPr>
+          <w:rFonts w:hint="default"/>
+          <w:b w:val="0"/>
+          <w:bCs w:val="0"/>
+          <w:lang w:val="en-US" w:eastAsia="zh-CN"/>
+        </w:rPr>
+      </w:pPr>
+      <w:r>
+        <w:rPr>
+          <w:rFonts w:hint="default"/>
+          <w:b w:val="0"/>
+          <w:bCs w:val="0"/>
+          <w:lang w:val="en-US" w:eastAsia="zh-CN"/>
+        </w:rPr>
+        <w:t xml:space="preserve">        systemctl enable update-clash-ip.service</w:t>
+      </w:r>
+    </w:p>
+    <w:p>
+      <w:pPr>
+        <w:rPr>
+          <w:rFonts w:hint="default"/>
+          <w:b w:val="0"/>
+          <w:bCs w:val="0"/>
+          <w:lang w:val="en-US" w:eastAsia="zh-CN"/>
+        </w:rPr>
+      </w:pPr>
+      <w:r>
+        <w:rPr>
+          <w:rFonts w:hint="default"/>
+          <w:b w:val="0"/>
+          <w:bCs w:val="0"/>
+          <w:lang w:val="en-US" w:eastAsia="zh-CN"/>
+        </w:rPr>
+        <w:t xml:space="preserve">        echo "开机自动更新 IP 服务配置成功！"</w:t>
+      </w:r>
+    </w:p>
+    <w:p>
+      <w:pPr>
+        <w:rPr>
+          <w:rFonts w:hint="default"/>
+          <w:b w:val="0"/>
+          <w:bCs w:val="0"/>
+          <w:lang w:val="en-US" w:eastAsia="zh-CN"/>
+        </w:rPr>
+      </w:pPr>
     </w:p>
     <w:p>
       <w:pPr>
@@ -3286,6 +4106,25 @@
           <w:bCs w:val="0"/>
           <w:lang w:val="en-US" w:eastAsia="zh-CN"/>
         </w:rPr>
+        <w:t xml:space="preserve">[root@ecs-56c2 ~]# </w:t>
+      </w:r>
+    </w:p>
+    <w:p>
+      <w:pPr>
+        <w:rPr>
+          <w:rFonts w:hint="default"/>
+          <w:b w:val="0"/>
+          <w:bCs w:val="0"/>
+          <w:lang w:val="en-US" w:eastAsia="zh-CN"/>
+        </w:rPr>
+      </w:pPr>
+      <w:r>
+        <w:rPr>
+          <w:rFonts w:hint="default"/>
+          <w:b w:val="0"/>
+          <w:bCs w:val="0"/>
+          <w:lang w:val="en-US" w:eastAsia="zh-CN"/>
+        </w:rPr>
         <w:t xml:space="preserve">[root@ecs-17e0 ~]# </w:t>
       </w:r>
     </w:p>
@@ -4958,26 +5797,26 @@
           <w:bCs w:val="0"/>
           <w:lang w:val="en-US" w:eastAsia="zh-CN"/>
         </w:rPr>
-        <w:t xml:space="preserve">[root@ecs-17e0 ~]# ./v2ray.sh </w:t>
-      </w:r>
-    </w:p>
-    <w:p>
-      <w:pPr>
-        <w:rPr>
-          <w:rFonts w:hint="default"/>
-          <w:b w:val="0"/>
-          <w:bCs w:val="0"/>
-          <w:lang w:val="en-US" w:eastAsia="zh-CN"/>
-        </w:rPr>
-      </w:pPr>
-      <w:r>
-        <w:rPr>
-          <w:rFonts w:hint="default"/>
-          <w:b w:val="0"/>
-          <w:bCs w:val="0"/>
-          <w:lang w:val="en-US" w:eastAsia="zh-CN"/>
-        </w:rPr>
-        <w:t>Last metadata expiration check: 2:12:18 ago on Sat 03 Oct 2026 08:43:53 PM CST.</w:t>
+        <w:t xml:space="preserve">[root@ecs-56c2 ~]# ./v2ray.sh </w:t>
+      </w:r>
+    </w:p>
+    <w:p>
+      <w:pPr>
+        <w:rPr>
+          <w:rFonts w:hint="default"/>
+          <w:b w:val="0"/>
+          <w:bCs w:val="0"/>
+          <w:lang w:val="en-US" w:eastAsia="zh-CN"/>
+        </w:rPr>
+      </w:pPr>
+      <w:r>
+        <w:rPr>
+          <w:rFonts w:hint="default"/>
+          <w:b w:val="0"/>
+          <w:bCs w:val="0"/>
+          <w:lang w:val="en-US" w:eastAsia="zh-CN"/>
+        </w:rPr>
+        <w:t>Last metadata expiration check: 0:16:07 ago on Sun 04 Oct 2026 10:36:40 AM CST.</w:t>
       </w:r>
     </w:p>
     <w:p>
@@ -5053,7 +5892,7 @@
           <w:bCs w:val="0"/>
           <w:lang w:val="en-US" w:eastAsia="zh-CN"/>
         </w:rPr>
-        <w:t>Last metadata expiration check: 2:12:19 ago on Sat 03 Oct 2026 08:43:53 PM CST.</w:t>
+        <w:t>Last metadata expiration check: 0:16:08 ago on Sun 04 Oct 2026 10:36:40 AM CST.</w:t>
       </w:r>
     </w:p>
     <w:p>
@@ -5433,7 +6272,7 @@
           <w:bCs w:val="0"/>
           <w:lang w:val="en-US" w:eastAsia="zh-CN"/>
         </w:rPr>
-        <w:t>100 31219  100 31219    0     0   100k      0 --:--:-- --:--:-- --:--:--  100k</w:t>
+        <w:t>100 31219  100 31219    0     0  98172      0 --:--:-- --:--:-- --:--:-- 98172</w:t>
       </w:r>
     </w:p>
     <w:p>
@@ -5585,45 +6424,45 @@
           <w:bCs w:val="0"/>
           <w:lang w:val="en-US" w:eastAsia="zh-CN"/>
         </w:rPr>
-        <w:t>UUID         : fe9dab25-a673-4837-a589-64b02043ab9f</w:t>
-      </w:r>
-    </w:p>
-    <w:p>
-      <w:pPr>
-        <w:rPr>
-          <w:rFonts w:hint="default"/>
-          <w:b w:val="0"/>
-          <w:bCs w:val="0"/>
-          <w:lang w:val="en-US" w:eastAsia="zh-CN"/>
-        </w:rPr>
-      </w:pPr>
-      <w:r>
-        <w:rPr>
-          <w:rFonts w:hint="default"/>
-          <w:b w:val="0"/>
-          <w:bCs w:val="0"/>
-          <w:lang w:val="en-US" w:eastAsia="zh-CN"/>
-        </w:rPr>
-        <w:t>Public Key   : 1Jt9YSTggbbsLaQlwMVuxjKYDdHBqsJKu58dG__OjiE</w:t>
-      </w:r>
-    </w:p>
-    <w:p>
-      <w:pPr>
-        <w:rPr>
-          <w:rFonts w:hint="default"/>
-          <w:b w:val="0"/>
-          <w:bCs w:val="0"/>
-          <w:lang w:val="en-US" w:eastAsia="zh-CN"/>
-        </w:rPr>
-      </w:pPr>
-      <w:r>
-        <w:rPr>
-          <w:rFonts w:hint="default"/>
-          <w:b w:val="0"/>
-          <w:bCs w:val="0"/>
-          <w:lang w:val="en-US" w:eastAsia="zh-CN"/>
-        </w:rPr>
-        <w:t>Short ID     : f6d6bd5a3549021b</w:t>
+        <w:t>UUID         : 3ed6e972-8631-4b00-94c5-8d336d4ec30d</w:t>
+      </w:r>
+    </w:p>
+    <w:p>
+      <w:pPr>
+        <w:rPr>
+          <w:rFonts w:hint="default"/>
+          <w:b w:val="0"/>
+          <w:bCs w:val="0"/>
+          <w:lang w:val="en-US" w:eastAsia="zh-CN"/>
+        </w:rPr>
+      </w:pPr>
+      <w:r>
+        <w:rPr>
+          <w:rFonts w:hint="default"/>
+          <w:b w:val="0"/>
+          <w:bCs w:val="0"/>
+          <w:lang w:val="en-US" w:eastAsia="zh-CN"/>
+        </w:rPr>
+        <w:t>Public Key   : FXafUtRn-EGixT-qht3KJdVKyzjRJ-WwH0U6CtJwuDM</w:t>
+      </w:r>
+    </w:p>
+    <w:p>
+      <w:pPr>
+        <w:rPr>
+          <w:rFonts w:hint="default"/>
+          <w:b w:val="0"/>
+          <w:bCs w:val="0"/>
+          <w:lang w:val="en-US" w:eastAsia="zh-CN"/>
+        </w:rPr>
+      </w:pPr>
+      <w:r>
+        <w:rPr>
+          <w:rFonts w:hint="default"/>
+          <w:b w:val="0"/>
+          <w:bCs w:val="0"/>
+          <w:lang w:val="en-US" w:eastAsia="zh-CN"/>
+        </w:rPr>
+        <w:t>Short ID     : dbec7da2e303a4a5</w:t>
       </w:r>
     </w:p>
     <w:p>
@@ -5718,45 +6557,45 @@
           <w:bCs w:val="0"/>
           <w:lang w:val="en-US" w:eastAsia="zh-CN"/>
         </w:rPr>
-        <w:t>2026/10/03 22:56:16.740183 [Info] infra/conf/serial: Reading config: &amp;{Name:/usr/local/etc/xray/config.json Format:json}</w:t>
-      </w:r>
-    </w:p>
-    <w:p>
-      <w:pPr>
-        <w:rPr>
-          <w:rFonts w:hint="default"/>
-          <w:b w:val="0"/>
-          <w:bCs w:val="0"/>
-          <w:lang w:val="en-US" w:eastAsia="zh-CN"/>
-        </w:rPr>
-      </w:pPr>
-      <w:r>
-        <w:rPr>
-          <w:rFonts w:hint="default"/>
-          <w:b w:val="0"/>
-          <w:bCs w:val="0"/>
-          <w:lang w:val="en-US" w:eastAsia="zh-CN"/>
-        </w:rPr>
-        <w:t>2026/10/03 22:56:16.740787 [Warning] common/errors: The feature WebSocket transport (with ALPN http/1.1, etc.) is deprecated, not recommended for using and might be removed. Please migrate to XHTTP H2 &amp; H3 as soon as possible.</w:t>
-      </w:r>
-    </w:p>
-    <w:p>
-      <w:pPr>
-        <w:rPr>
-          <w:rFonts w:hint="default"/>
-          <w:b w:val="0"/>
-          <w:bCs w:val="0"/>
-          <w:lang w:val="en-US" w:eastAsia="zh-CN"/>
-        </w:rPr>
-      </w:pPr>
-      <w:r>
-        <w:rPr>
-          <w:rFonts w:hint="default"/>
-          <w:b w:val="0"/>
-          <w:bCs w:val="0"/>
-          <w:lang w:val="en-US" w:eastAsia="zh-CN"/>
-        </w:rPr>
-        <w:t>2026/10/03 22:56:16.740846 [Warning] common/errors: The feature VMess (with no Forward Secrecy, etc.) is deprecated, not recommended for using and might be removed. Please migrate to VLESS Encryption as soon as possible.</w:t>
+        <w:t>2026/10/04 10:52:52.621720 [Info] infra/conf/serial: Reading config: &amp;{Name:/usr/local/etc/xray/config.json Format:json}</w:t>
+      </w:r>
+    </w:p>
+    <w:p>
+      <w:pPr>
+        <w:rPr>
+          <w:rFonts w:hint="default"/>
+          <w:b w:val="0"/>
+          <w:bCs w:val="0"/>
+          <w:lang w:val="en-US" w:eastAsia="zh-CN"/>
+        </w:rPr>
+      </w:pPr>
+      <w:r>
+        <w:rPr>
+          <w:rFonts w:hint="default"/>
+          <w:b w:val="0"/>
+          <w:bCs w:val="0"/>
+          <w:lang w:val="en-US" w:eastAsia="zh-CN"/>
+        </w:rPr>
+        <w:t>2026/10/04 10:52:52.622288 [Warning] common/errors: The feature WebSocket transport (with ALPN http/1.1, etc.) is deprecated, not recommended for using and might be removed. Please migrate to XHTTP H2 &amp; H3 as soon as possible.</w:t>
+      </w:r>
+    </w:p>
+    <w:p>
+      <w:pPr>
+        <w:rPr>
+          <w:rFonts w:hint="default"/>
+          <w:b w:val="0"/>
+          <w:bCs w:val="0"/>
+          <w:lang w:val="en-US" w:eastAsia="zh-CN"/>
+        </w:rPr>
+      </w:pPr>
+      <w:r>
+        <w:rPr>
+          <w:rFonts w:hint="default"/>
+          <w:b w:val="0"/>
+          <w:bCs w:val="0"/>
+          <w:lang w:val="en-US" w:eastAsia="zh-CN"/>
+        </w:rPr>
+        <w:t>2026/10/04 10:52:52.622350 [Warning] common/errors: The feature VMess (with no Forward Secrecy, etc.) is deprecated, not recommended for using and might be removed. Please migrate to VLESS Encryption as soon as possible.</w:t>
       </w:r>
     </w:p>
     <w:p>
@@ -5870,28 +6709,46 @@
           <w:bCs w:val="0"/>
           <w:lang w:val="en-US" w:eastAsia="zh-CN"/>
         </w:rPr>
-        <w:t xml:space="preserve">[root@ecs-17e0 ~]# </w:t>
-      </w:r>
-    </w:p>
-    <w:p>
-      <w:pPr>
-        <w:rPr>
-          <w:rFonts w:hint="default"/>
-          <w:b w:val="0"/>
-          <w:bCs w:val="0"/>
-          <w:lang w:val="en-US" w:eastAsia="zh-CN"/>
-        </w:rPr>
-      </w:pPr>
-    </w:p>
-    <w:p>
-      <w:pPr>
-        <w:rPr>
-          <w:rFonts w:hint="default"/>
-          <w:b w:val="0"/>
-          <w:bCs w:val="0"/>
-          <w:lang w:val="en-US" w:eastAsia="zh-CN"/>
-        </w:rPr>
-      </w:pPr>
+        <w:t>正在配置开机自动更新公网 IP 的服务...</w:t>
+      </w:r>
+    </w:p>
+    <w:p>
+      <w:pPr>
+        <w:rPr>
+          <w:rFonts w:hint="default"/>
+          <w:b w:val="0"/>
+          <w:bCs w:val="0"/>
+          <w:lang w:val="en-US" w:eastAsia="zh-CN"/>
+        </w:rPr>
+      </w:pPr>
+      <w:r>
+        <w:rPr>
+          <w:rFonts w:hint="default"/>
+          <w:b w:val="0"/>
+          <w:bCs w:val="0"/>
+          <w:lang w:val="en-US" w:eastAsia="zh-CN"/>
+        </w:rPr>
+        <w:t>开机自动更新 IP 服务配置成功！</w:t>
+      </w:r>
+    </w:p>
+    <w:p>
+      <w:pPr>
+        <w:rPr>
+          <w:rFonts w:hint="default"/>
+          <w:b w:val="0"/>
+          <w:bCs w:val="0"/>
+          <w:lang w:val="en-US" w:eastAsia="zh-CN"/>
+        </w:rPr>
+      </w:pPr>
+      <w:r>
+        <w:rPr>
+          <w:rFonts w:hint="default"/>
+          <w:b w:val="0"/>
+          <w:bCs w:val="0"/>
+          <w:lang w:val="en-US" w:eastAsia="zh-CN"/>
+        </w:rPr>
+        <w:t xml:space="preserve">[root@ecs-56c2 ~]# </w:t>
+      </w:r>
       <w:bookmarkStart w:id="0" w:name="_GoBack"/>
       <w:bookmarkEnd w:id="0"/>
     </w:p>
